--- a/Layouts/HRLeaveApplicationsList.docx
+++ b/Layouts/HRLeaveApplicationsList.docx
@@ -77,4 +77,69 @@
      < / H R _ L e a v e _ A p p l i c a t i o n >   
  < / N a v W o r d R e p o r t X m l P a r t > 
+</file>
+
+<file path=customXml/item2.xml>��< ? x m l   v e r s i o n = " 1 . 0 "   e n c o d i n g = " u t f - 1 6 " ? > + 
+ < N a v W o r d R e p o r t X m l P a r t   x m l n s = " u r n : m i c r o s o f t - d y n a m i c s - b u s i n e s s c e n t r a l / i n t e r n a l / e x t e n d e d / r e p o r t s / H R _ L e a v e _ A p p l i c a t i o n s _ L i s t / 8 0 0 2 1 / " > + 
+     < T o o l t i p s   / > + 
+     < H R _ L e a v e _ A p p l i c a t i o n   E l e m e n t T y p e = " D a t a I t e m "   E l e m e n t I d = " 1 4 9 7 8 8 1 5 1 8 " > + 
+         < C O M P A N Y N A M E   E l e m e n t T y p e = " C o l u m n "   E l e m e n t I d = " 1 7 5 3 0 1 5 1 5 5 "   D a t a T y p e = " S t r i n g " > C O M P A N Y N A M E < / C O M P A N Y N A M E > + 
+         < C u r r R e p o r t _ P A G E N O C a p t i o n   E l e m e n t T y p e = " C o l u m n "   E l e m e n t I d = " 1 8 4 6 2 6 2 1 5 8 "   D a t a T y p e = " L a b e l " > C u r r R e p o r t _ P A G E N O C a p t i o n < / C u r r R e p o r t _ P A G E N O C a p t i o n > + 
+         < E m p l o y e e N a m e _ H R L e a v e A p p l i c a t i o n   E l e m e n t T y p e = " C o l u m n "   E l e m e n t I d = " 1 2 4 3 2 5 7 1 0 8 "   D a t a T y p e = " T e x t " > E m p l o y e e N a m e _ H R L e a v e A p p l i c a t i o n < / E m p l o y e e N a m e _ H R L e a v e A p p l i c a t i o n > + 
+         < H R _ L e a v e _ A p p l i c a t i o n C a p t i o n   E l e m e n t T y p e = " C o l u m n "   E l e m e n t I d = " 8 1 0 4 2 0 9 1 2 "   D a t a T y p e = " L a b e l " > H R _ L e a v e _ A p p l i c a t i o n C a p t i o n < / H R _ L e a v e _ A p p l i c a t i o n C a p t i o n > + 
+         < H R _ L e a v e _ A p p l i c a t i o n _ R e l i e v e r   E l e m e n t T y p e = " C o l u m n "   E l e m e n t I d = " 2 0 9 0 2 9 7 1 6 7 "   D a t a T y p e = " C o d e " > H R _ L e a v e _ A p p l i c a t i o n _ R e l i e v e r < / H R _ L e a v e _ A p p l i c a t i o n _ R e l i e v e r > + 
+         < H R _ L e a v e _ A p p l i c a t i o n _ R e l i e v e r C a p t i o n   E l e m e n t T y p e = " C o l u m n "   E l e m e n t I d = " 2 0 1 4 5 7 1 5 5 9 "   D a t a T y p e = " S t r i n g " > H R _ L e a v e _ A p p l i c a t i o n _ R e l i e v e r C a p t i o n < / H R _ L e a v e _ A p p l i c a t i o n _ R e l i e v e r C a p t i o n > + 
+         < H R _ L e a v e _ A p p l i c a t i o n _ S u p e r v i s o r   E l e m e n t T y p e = " C o l u m n "   E l e m e n t I d = " 1 7 7 2 2 3 5 0 8 9 "   D a t a T y p e = " C o d e " > H R _ L e a v e _ A p p l i c a t i o n _ S u p e r v i s o r < / H R _ L e a v e _ A p p l i c a t i o n _ S u p e r v i s o r > + 
+         < H R _ L e a v e _ A p p l i c a t i o n _ S u p e r v i s o r C a p t i o n   E l e m e n t T y p e = " C o l u m n "   E l e m e n t I d = " 1 5 2 3 0 9 8 9 6 9 "   D a t a T y p e = " S t r i n g " > H R _ L e a v e _ A p p l i c a t i o n _ S u p e r v i s o r C a p t i o n < / H R _ L e a v e _ A p p l i c a t i o n _ S u p e r v i s o r C a p t i o n > + 
+         < H R _ L e a v e _ A p p l i c a t i o n _ _ A p p l i c a t i o n _ C o d e _   E l e m e n t T y p e = " C o l u m n "   E l e m e n t I d = " 3 5 6 8 0 0 2 4 1 "   D a t a T y p e = " C o d e " > H R _ L e a v e _ A p p l i c a t i o n _ _ A p p l i c a t i o n _ C o d e _ < / H R _ L e a v e _ A p p l i c a t i o n _ _ A p p l i c a t i o n _ C o d e _ > + 
+         < H R _ L e a v e _ A p p l i c a t i o n _ _ A p p l i c a t i o n _ C o d e _ C a p t i o n   E l e m e n t T y p e = " C o l u m n "   E l e m e n t I d = " 4 6 4 4 8 0 5 8 3 "   D a t a T y p e = " S t r i n g " > H R _ L e a v e _ A p p l i c a t i o n _ _ A p p l i c a t i o n _ C o d e _ C a p t i o n < / H R _ L e a v e _ A p p l i c a t i o n _ _ A p p l i c a t i o n _ C o d e _ C a p t i o n > + 
+         < H R _ L e a v e _ A p p l i c a t i o n _ _ A p p l i c a t i o n _ D a t e _   E l e m e n t T y p e = " C o l u m n "   E l e m e n t I d = " 1 5 3 6 4 7 5 6 4 8 "   D a t a T y p e = " D a t e " > H R _ L e a v e _ A p p l i c a t i o n _ _ A p p l i c a t i o n _ D a t e _ < / H R _ L e a v e _ A p p l i c a t i o n _ _ A p p l i c a t i o n _ D a t e _ > + 
+         < H R _ L e a v e _ A p p l i c a t i o n _ _ A p p l i c a t i o n _ D a t e _ C a p t i o n   E l e m e n t T y p e = " C o l u m n "   E l e m e n t I d = " 9 0 7 1 5 0 7 6 6 "   D a t a T y p e = " S t r i n g " > H R _ L e a v e _ A p p l i c a t i o n _ _ A p p l i c a t i o n _ D a t e _ C a p t i o n < / H R _ L e a v e _ A p p l i c a t i o n _ _ A p p l i c a t i o n _ D a t e _ C a p t i o n > + 
+         < H R _ L e a v e _ A p p l i c a t i o n _ _ D a y s _ A p p l i e d _   E l e m e n t T y p e = " C o l u m n "   E l e m e n t I d = " 7 4 7 0 1 9 5 7 2 "   D a t a T y p e = " D e c i m a l " > H R _ L e a v e _ A p p l i c a t i o n _ _ D a y s _ A p p l i e d _ < / H R _ L e a v e _ A p p l i c a t i o n _ _ D a y s _ A p p l i e d _ > + 
+         < H R _ L e a v e _ A p p l i c a t i o n _ _ D a y s _ A p p l i e d _ C a p t i o n   E l e m e n t T y p e = " C o l u m n "   E l e m e n t I d = " 8 3 1 0 4 0 7 3 8 "   D a t a T y p e = " S t r i n g " > H R _ L e a v e _ A p p l i c a t i o n _ _ D a y s _ A p p l i e d _ C a p t i o n < / H R _ L e a v e _ A p p l i c a t i o n _ _ D a y s _ A p p l i e d _ C a p t i o n > + 
+         < H R _ L e a v e _ A p p l i c a t i o n _ _ E m p l o y e e _ N o _   E l e m e n t T y p e = " C o l u m n "   E l e m e n t I d = " 1 8 7 2 1 2 7 1 0 9 "   D a t a T y p e = " C o d e " > H R _ L e a v e _ A p p l i c a t i o n _ _ E m p l o y e e _ N o _ < / H R _ L e a v e _ A p p l i c a t i o n _ _ E m p l o y e e _ N o _ > + 
+         < H R _ L e a v e _ A p p l i c a t i o n _ _ E m p l o y e e _ N o _ C a p t i o n   E l e m e n t T y p e = " C o l u m n "   E l e m e n t I d = " 1 2 4 5 0 7 0 7 0 7 "   D a t a T y p e = " S t r i n g " > H R _ L e a v e _ A p p l i c a t i o n _ _ E m p l o y e e _ N o _ C a p t i o n < / H R _ L e a v e _ A p p l i c a t i o n _ _ E m p l o y e e _ N o _ C a p t i o n > + 
+         < H R _ L e a v e _ A p p l i c a t i o n _ _ J o b _ T i t t l e _   E l e m e n t T y p e = " C o l u m n "   E l e m e n t I d = " 1 5 5 4 3 9 6 4 2 9 "   D a t a T y p e = " T e x t " > H R _ L e a v e _ A p p l i c a t i o n _ _ J o b _ T i t t l e _ < / H R _ L e a v e _ A p p l i c a t i o n _ _ J o b _ T i t t l e _ > + 
+         < H R _ L e a v e _ A p p l i c a t i o n _ _ L e a v e _ T y p e _   E l e m e n t T y p e = " C o l u m n "   E l e m e n t I d = " 1 6 0 6 4 1 1 6 8 3 "   D a t a T y p e = " C o d e " > H R _ L e a v e _ A p p l i c a t i o n _ _ L e a v e _ T y p e _ < / H R _ L e a v e _ A p p l i c a t i o n _ _ L e a v e _ T y p e _ > + 
+         < H R _ L e a v e _ A p p l i c a t i o n _ _ L e a v e _ T y p e _ C a p t i o n   E l e m e n t T y p e = " C o l u m n "   E l e m e n t I d = " 1 2 9 3 9 6 6 4 5 "   D a t a T y p e = " S t r i n g " > H R _ L e a v e _ A p p l i c a t i o n _ _ L e a v e _ T y p e _ C a p t i o n < / H R _ L e a v e _ A p p l i c a t i o n _ _ L e a v e _ T y p e _ C a p t i o n > + 
+         < H R _ L e a v e _ A p p l i c a t i o n _ _ R e l i e v e r _ N a m e _   E l e m e n t T y p e = " C o l u m n "   E l e m e n t I d = " 1 4 2 7 8 9 1 4 0 1 "   D a t a T y p e = " T e x t " > H R _ L e a v e _ A p p l i c a t i o n _ _ R e l i e v e r _ N a m e _ < / H R _ L e a v e _ A p p l i c a t i o n _ _ R e l i e v e r _ N a m e _ > + 
+         < H R _ L e a v e _ A p p l i c a t i o n _ _ R e l i e v e r _ N a m e _ C a p t i o n   E l e m e n t T y p e = " C o l u m n "   E l e m e n t I d = " 1 9 4 5 1 9 5 1 5 1 "   D a t a T y p e = " S t r i n g " > H R _ L e a v e _ A p p l i c a t i o n _ _ R e l i e v e r _ N a m e _ C a p t i o n < / H R _ L e a v e _ A p p l i c a t i o n _ _ R e l i e v e r _ N a m e _ C a p t i o n > + 
+         < H R _ L e a v e _ A p p l i c a t i o n _ _ R e t u r n _ D a t e _   E l e m e n t T y p e = " C o l u m n "   E l e m e n t I d = " 1 0 2 5 3 2 1 4 7 2 "   D a t a T y p e = " D a t e " > H R _ L e a v e _ A p p l i c a t i o n _ _ R e t u r n _ D a t e _ < / H R _ L e a v e _ A p p l i c a t i o n _ _ R e t u r n _ D a t e _ > + 
+         < H R _ L e a v e _ A p p l i c a t i o n _ _ R e t u r n _ D a t e _ C a p t i o n   E l e m e n t T y p e = " C o l u m n "   E l e m e n t I d = " 1 7 7 4 8 3 1 8 2 "   D a t a T y p e = " S t r i n g " > H R _ L e a v e _ A p p l i c a t i o n _ _ R e t u r n _ D a t e _ C a p t i o n < / H R _ L e a v e _ A p p l i c a t i o n _ _ R e t u r n _ D a t e _ C a p t i o n > + 
+         < H R _ L e a v e _ A p p l i c a t i o n _ _ S t a r t _ D a t e _   E l e m e n t T y p e = " C o l u m n "   E l e m e n t I d = " 1 8 4 0 3 0 6 5 7 0 "   D a t a T y p e = " D a t e " > H R _ L e a v e _ A p p l i c a t i o n _ _ S t a r t _ D a t e _ < / H R _ L e a v e _ A p p l i c a t i o n _ _ S t a r t _ D a t e _ > + 
+         < H R _ L e a v e _ A p p l i c a t i o n _ _ S t a r t _ D a t e _ C a p t i o n   E l e m e n t T y p e = " C o l u m n "   E l e m e n t I d = " 9 5 0 0 4 4 1 1 6 "   D a t a T y p e = " S t r i n g " > H R _ L e a v e _ A p p l i c a t i o n _ _ S t a r t _ D a t e _ C a p t i o n < / H R _ L e a v e _ A p p l i c a t i o n _ _ S t a r t _ D a t e _ C a p t i o n > + 
+         < P i c t u r e   E l e m e n t T y p e = " C o l u m n "   E l e m e n t I d = " 5 5 2 8 6 2 1 0 3 "   D a t a T y p e = " B l o b "   / > + 
+     < / H R _ L e a v e _ A p p l i c a t i o n > + 
+ < / N a v W o r d R e p o r t X m l P a r t > 
 </file>